--- a/conferences/RLC_Conference_Presentation_Kit_v2.docx
+++ b/conferences/RLC_Conference_Presentation_Kit_v2.docx
@@ -1677,25 +1677,7 @@
           <w:sz w:val="20"/>
           <w:szCs w:val="20"/>
         </w:rPr>
-        <w:t xml:space="preserve"> ‘CARB policy affects biofuels.’ My system tells </w:t>
-      </w:r>
-      <w:proofErr w:type="gramStart"/>
-      <w:r>
-        <w:rPr>
-          <w:color w:val="444444"/>
-          <w:sz w:val="20"/>
-          <w:szCs w:val="20"/>
-        </w:rPr>
-        <w:t>you: ‘</w:t>
-      </w:r>
-      <w:proofErr w:type="gramEnd"/>
-      <w:r>
-        <w:rPr>
-          <w:color w:val="444444"/>
-          <w:sz w:val="20"/>
-          <w:szCs w:val="20"/>
-        </w:rPr>
-        <w:t>If CARB caps veg oil at X%, the LCFS credit differential between SBO-based RD and UCO-based RD narrows by $Y/gallon, which compresses the oil leg of the crush margin by Z cents/bushel, which drops the Merrill facility’s projected DCF-ROI from 24.7% to W%.’ That’s the difference between a chatbot and an intelligence system.”</w:t>
+        <w:t xml:space="preserve"> ‘CARB policy affects biofuels.’ My system tells you: ‘If CARB caps veg oil at X%, the LCFS credit differential between SBO-based RD and UCO-based RD narrows by $Y/gallon, which compresses the oil leg of the crush margin by Z cents/bushel, which drops the Merrill facility’s projected DCF-ROI from 24.7% to W%.’ That’s the difference between a chatbot and an intelligence system.”</w:t>
       </w:r>
     </w:p>
     <w:p>
@@ -2310,15 +2292,7 @@
         <w:t xml:space="preserve">• </w:t>
       </w:r>
       <w:r>
-        <w:t xml:space="preserve">Humans own </w:t>
-      </w:r>
-      <w:proofErr w:type="gramStart"/>
-      <w:r>
-        <w:t>judgment;</w:t>
-      </w:r>
-      <w:proofErr w:type="gramEnd"/>
-      <w:r>
-        <w:t xml:space="preserve"> systems own throughput</w:t>
+        <w:t>Humans own judgment; systems own throughput</w:t>
       </w:r>
     </w:p>
     <w:p>
@@ -2642,13 +2616,8 @@
       <w:pPr>
         <w:spacing w:after="120"/>
       </w:pPr>
-      <w:proofErr w:type="spellStart"/>
-      <w:r>
-        <w:t>Tore’s</w:t>
-      </w:r>
-      <w:proofErr w:type="spellEnd"/>
-      <w:r>
-        <w:t xml:space="preserve"> approach combines deep domain expertise in agricultural commodity markets with systematic AI-driven analysis. His platform uses 46 specialized AI agents, a PostgreSQL-backed knowledge graph with 200+ entities and 140+ relationships, and data pipelines spanning USDA, NOAA, EIA, EPA, and Census Bureau sources. The system produces auditable intelligence products where every claim links to a source, every run is </w:t>
+      <w:r>
+        <w:t xml:space="preserve">Tore’s approach combines deep domain expertise in agricultural commodity markets with systematic AI-driven analysis. His platform uses 46 specialized AI agents, a PostgreSQL-backed knowledge graph with 200+ entities and 140+ relationships, and data pipelines spanning USDA, NOAA, EIA, EPA, and Census Bureau sources. The system produces auditable intelligence products where every claim links to a source, every run is </w:t>
       </w:r>
       <w:proofErr w:type="spellStart"/>
       <w:r>
@@ -2945,12 +2914,6 @@
         <w:gridCol w:w="3160"/>
       </w:tblGrid>
       <w:tr>
-        <w:tblPrEx>
-          <w:tblCellMar>
-            <w:top w:w="0" w:type="dxa"/>
-            <w:bottom w:w="0" w:type="dxa"/>
-          </w:tblCellMar>
-        </w:tblPrEx>
         <w:tc>
           <w:tcPr>
             <w:tcW w:w="800" w:type="dxa"/>
@@ -3103,12 +3066,6 @@
         </w:tc>
       </w:tr>
       <w:tr>
-        <w:tblPrEx>
-          <w:tblCellMar>
-            <w:top w:w="0" w:type="dxa"/>
-            <w:bottom w:w="0" w:type="dxa"/>
-          </w:tblCellMar>
-        </w:tblPrEx>
         <w:tc>
           <w:tcPr>
             <w:tcW w:w="800" w:type="dxa"/>
@@ -3250,12 +3207,6 @@
         </w:tc>
       </w:tr>
       <w:tr>
-        <w:tblPrEx>
-          <w:tblCellMar>
-            <w:top w:w="0" w:type="dxa"/>
-            <w:bottom w:w="0" w:type="dxa"/>
-          </w:tblCellMar>
-        </w:tblPrEx>
         <w:tc>
           <w:tcPr>
             <w:tcW w:w="800" w:type="dxa"/>
@@ -3388,12 +3339,6 @@
         </w:tc>
       </w:tr>
       <w:tr>
-        <w:tblPrEx>
-          <w:tblCellMar>
-            <w:top w:w="0" w:type="dxa"/>
-            <w:bottom w:w="0" w:type="dxa"/>
-          </w:tblCellMar>
-        </w:tblPrEx>
         <w:tc>
           <w:tcPr>
             <w:tcW w:w="800" w:type="dxa"/>
@@ -3526,12 +3471,6 @@
         </w:tc>
       </w:tr>
       <w:tr>
-        <w:tblPrEx>
-          <w:tblCellMar>
-            <w:top w:w="0" w:type="dxa"/>
-            <w:bottom w:w="0" w:type="dxa"/>
-          </w:tblCellMar>
-        </w:tblPrEx>
         <w:tc>
           <w:tcPr>
             <w:tcW w:w="800" w:type="dxa"/>
@@ -3689,12 +3628,6 @@
         </w:tc>
       </w:tr>
       <w:tr>
-        <w:tblPrEx>
-          <w:tblCellMar>
-            <w:top w:w="0" w:type="dxa"/>
-            <w:bottom w:w="0" w:type="dxa"/>
-          </w:tblCellMar>
-        </w:tblPrEx>
         <w:tc>
           <w:tcPr>
             <w:tcW w:w="800" w:type="dxa"/>
@@ -3827,12 +3760,6 @@
         </w:tc>
       </w:tr>
       <w:tr>
-        <w:tblPrEx>
-          <w:tblCellMar>
-            <w:top w:w="0" w:type="dxa"/>
-            <w:bottom w:w="0" w:type="dxa"/>
-          </w:tblCellMar>
-        </w:tblPrEx>
         <w:tc>
           <w:tcPr>
             <w:tcW w:w="800" w:type="dxa"/>
@@ -3965,12 +3892,6 @@
         </w:tc>
       </w:tr>
       <w:tr>
-        <w:tblPrEx>
-          <w:tblCellMar>
-            <w:top w:w="0" w:type="dxa"/>
-            <w:bottom w:w="0" w:type="dxa"/>
-          </w:tblCellMar>
-        </w:tblPrEx>
         <w:tc>
           <w:tcPr>
             <w:tcW w:w="800" w:type="dxa"/>
@@ -4103,12 +4024,6 @@
         </w:tc>
       </w:tr>
       <w:tr>
-        <w:tblPrEx>
-          <w:tblCellMar>
-            <w:top w:w="0" w:type="dxa"/>
-            <w:bottom w:w="0" w:type="dxa"/>
-          </w:tblCellMar>
-        </w:tblPrEx>
         <w:tc>
           <w:tcPr>
             <w:tcW w:w="800" w:type="dxa"/>
@@ -4241,12 +4156,6 @@
         </w:tc>
       </w:tr>
       <w:tr>
-        <w:tblPrEx>
-          <w:tblCellMar>
-            <w:top w:w="0" w:type="dxa"/>
-            <w:bottom w:w="0" w:type="dxa"/>
-          </w:tblCellMar>
-        </w:tblPrEx>
         <w:tc>
           <w:tcPr>
             <w:tcW w:w="800" w:type="dxa"/>
@@ -4379,12 +4288,6 @@
         </w:tc>
       </w:tr>
       <w:tr>
-        <w:tblPrEx>
-          <w:tblCellMar>
-            <w:top w:w="0" w:type="dxa"/>
-            <w:bottom w:w="0" w:type="dxa"/>
-          </w:tblCellMar>
-        </w:tblPrEx>
         <w:tc>
           <w:tcPr>
             <w:tcW w:w="800" w:type="dxa"/>
@@ -4517,12 +4420,6 @@
         </w:tc>
       </w:tr>
       <w:tr>
-        <w:tblPrEx>
-          <w:tblCellMar>
-            <w:top w:w="0" w:type="dxa"/>
-            <w:bottom w:w="0" w:type="dxa"/>
-          </w:tblCellMar>
-        </w:tblPrEx>
         <w:tc>
           <w:tcPr>
             <w:tcW w:w="800" w:type="dxa"/>
@@ -4655,12 +4552,6 @@
         </w:tc>
       </w:tr>
       <w:tr>
-        <w:tblPrEx>
-          <w:tblCellMar>
-            <w:top w:w="0" w:type="dxa"/>
-            <w:bottom w:w="0" w:type="dxa"/>
-          </w:tblCellMar>
-        </w:tblPrEx>
         <w:tc>
           <w:tcPr>
             <w:tcW w:w="800" w:type="dxa"/>
@@ -5852,6 +5743,48 @@
       <w:szCs w:val="20"/>
     </w:rPr>
   </w:style>
+  <w:style w:type="paragraph" w:styleId="Header">
+    <w:name w:val="header"/>
+    <w:basedOn w:val="Normal"/>
+    <w:link w:val="HeaderChar"/>
+    <w:uiPriority w:val="99"/>
+    <w:unhideWhenUsed/>
+    <w:rsid w:val="0081584B"/>
+    <w:pPr>
+      <w:tabs>
+        <w:tab w:val="center" w:pos="4680"/>
+        <w:tab w:val="right" w:pos="9360"/>
+      </w:tabs>
+    </w:pPr>
+  </w:style>
+  <w:style w:type="character" w:customStyle="1" w:styleId="HeaderChar">
+    <w:name w:val="Header Char"/>
+    <w:basedOn w:val="DefaultParagraphFont"/>
+    <w:link w:val="Header"/>
+    <w:uiPriority w:val="99"/>
+    <w:rsid w:val="0081584B"/>
+  </w:style>
+  <w:style w:type="paragraph" w:styleId="Footer">
+    <w:name w:val="footer"/>
+    <w:basedOn w:val="Normal"/>
+    <w:link w:val="FooterChar"/>
+    <w:uiPriority w:val="99"/>
+    <w:unhideWhenUsed/>
+    <w:rsid w:val="0081584B"/>
+    <w:pPr>
+      <w:tabs>
+        <w:tab w:val="center" w:pos="4680"/>
+        <w:tab w:val="right" w:pos="9360"/>
+      </w:tabs>
+    </w:pPr>
+  </w:style>
+  <w:style w:type="character" w:customStyle="1" w:styleId="FooterChar">
+    <w:name w:val="Footer Char"/>
+    <w:basedOn w:val="DefaultParagraphFont"/>
+    <w:link w:val="Footer"/>
+    <w:uiPriority w:val="99"/>
+    <w:rsid w:val="0081584B"/>
+  </w:style>
 </w:styles>
 </file>
 
